--- a/descargas/kit-de-investigacion-inclusiva.docx
+++ b/descargas/kit-de-investigacion-inclusiva.docx
@@ -6093,7 +6093,7 @@
         <w:sz w:val="18"/>
         <w:szCs w:val="18"/>
       </w:rPr>
-      <w:t xml:space="preserve">Kit de investigación inclusiva · Jorge Rebate Serrano · Página </w:t>
+      <w:t xml:space="preserve">Kit de investigación inclusiva · Jorge Rebate Serrano · CC BY 4.0 · Página </w:t>
     </w:r>
     <w:r>
       <w:rPr>

--- a/descargas/kit-de-investigacion-inclusiva.docx
+++ b/descargas/kit-de-investigacion-inclusiva.docx
@@ -3408,7 +3408,7 @@
         <w:rPr>
           <w:rFonts w:ascii="Arial" w:cs="Arial" w:eastAsia="Arial" w:hAnsi="Arial"/>
         </w:rPr>
-        <w:t xml:space="preserve">La persona dice «no sé».</w:t>
+        <w:t xml:space="preserve">La persona dice “no sé”.</w:t>
       </w:r>
     </w:p>
     <w:p>
@@ -4019,7 +4019,7 @@
                 <w:rFonts w:ascii="Arial" w:cs="Arial" w:eastAsia="Arial" w:hAnsi="Arial"/>
                 <w:color w:val="0F1111"/>
               </w:rPr>
-              <w:t xml:space="preserve">Usar señales neutras en voz: «te escucho», «sigue, por favor», «un momento, estoy anotando».</w:t>
+              <w:t xml:space="preserve">Usar señales neutras en voz: “te escucho”, “sigue, por favor”, “un momento, estoy anotando”.</w:t>
             </w:r>
           </w:p>
         </w:tc>
@@ -4950,7 +4950,7 @@
         <w:rPr>
           <w:rFonts w:ascii="Arial" w:cs="Arial" w:eastAsia="Arial" w:hAnsi="Arial"/>
         </w:rPr>
-        <w:t xml:space="preserve">Antes de concluir que «la persona no pudo», escribe al menos una explicación alternativa.</w:t>
+        <w:t xml:space="preserve">Antes de concluir que “la persona no pudo”, escribe al menos una explicación alternativa.</w:t>
       </w:r>
     </w:p>
     <w:tbl>
@@ -5149,7 +5149,7 @@
                 <w:iCs/>
                 <w:color w:val="0F1111"/>
               </w:rPr>
-              <w:t xml:space="preserve">ninguna persona supo qué era el «tirador de la hoja»</w:t>
+              <w:t xml:space="preserve">ninguna persona supo qué era el “tirador de la hoja”</w:t>
             </w:r>
           </w:p>
         </w:tc>
@@ -5719,7 +5719,7 @@
         <w:rPr>
           <w:rFonts w:ascii="Arial" w:cs="Arial" w:eastAsia="Arial" w:hAnsi="Arial"/>
         </w:rPr>
-        <w:t xml:space="preserve">He cambiado la tarea para «ayudar».</w:t>
+        <w:t xml:space="preserve">He cambiado la tarea para “ayudar”.</w:t>
       </w:r>
     </w:p>
     <w:p>

--- a/descargas/kit-de-investigacion-inclusiva.docx
+++ b/descargas/kit-de-investigacion-inclusiva.docx
@@ -555,6 +555,50 @@
           <w:rFonts w:ascii="Arial" w:cs="Arial" w:eastAsia="Arial" w:hAnsi="Arial"/>
         </w:rPr>
         <w:t xml:space="preserve">La idea que une las cuatro: cuando algo falla en una sesión, empieza por buscar la barrera en el producto o en la propia investigación, antes que en la persona.</w:t>
+      </w:r>
+    </w:p>
+    <w:p>
+      <w:pPr>
+        <w:pStyle w:val="Heading2"/>
+      </w:pPr>
+      <w:r>
+        <w:rPr>
+          <w:rFonts w:ascii="Arial" w:cs="Arial" w:eastAsia="Arial" w:hAnsi="Arial"/>
+        </w:rPr>
+        <w:t xml:space="preserve">Recursos</w:t>
+      </w:r>
+    </w:p>
+    <w:p>
+      <w:pPr>
+        <w:spacing w:after="80" w:line="300"/>
+      </w:pPr>
+      <w:hyperlink w:history="1" r:id="rIdRecursoLF">
+        <w:r>
+          <w:rPr>
+            <w:rStyle w:val="Hyperlink"/>
+            <w:rFonts w:ascii="Arial" w:cs="Arial" w:eastAsia="Arial" w:hAnsi="Arial"/>
+          </w:rPr>
+          <w:t xml:space="preserve">Lectura fácil y web comprensible: un libro blanco en el marco del nuevo reglamento</w:t>
+        </w:r>
+      </w:hyperlink>
+      <w:r>
+        <w:rPr>
+          <w:rFonts w:ascii="Arial" w:cs="Arial" w:eastAsia="Arial" w:hAnsi="Arial"/>
+        </w:rPr>
+        <w:t xml:space="preserve"> (PDF)</w:t>
+      </w:r>
+    </w:p>
+    <w:p>
+      <w:pPr>
+        <w:spacing w:after="160" w:line="300"/>
+      </w:pPr>
+      <w:r>
+        <w:rPr>
+          <w:color w:val="595959"/>
+          <w:sz w:val="20"/>
+          <w:rFonts w:ascii="Arial" w:cs="Arial" w:eastAsia="Arial" w:hAnsi="Arial"/>
+        </w:rPr>
+        <w:t xml:space="preserve">María Xesús Bello Rivas y Óscar García Muñoz. Universidad Nebrija, 2026. Útil para preparar consentimientos y materiales en lectura fácil.</w:t>
       </w:r>
     </w:p>
     <w:p>

--- a/descargas/kit-de-investigacion-inclusiva.docx
+++ b/descargas/kit-de-investigacion-inclusiva.docx
@@ -2255,7 +2255,7 @@
                 <w:rFonts w:ascii="Arial" w:cs="Arial" w:eastAsia="Arial" w:hAnsi="Arial"/>
                 <w:color w:val="0F1111"/>
               </w:rPr>
-              <w:t xml:space="preserve">! Ámbar</w:t>
+              <w:t xml:space="preserve">! Naranja</w:t>
             </w:r>
           </w:p>
         </w:tc>

--- a/descargas/kit-de-investigacion-inclusiva.docx
+++ b/descargas/kit-de-investigacion-inclusiva.docx
@@ -39,10 +39,7 @@
         <w:spacing w:after="160" w:line="300" w:lineRule="auto"/>
       </w:pPr>
       <w:r>
-        <w:t>Cada pieza cubre un momento en el que un equipo suele introducir ba</w:t>
-      </w:r>
-      <w:r>
-        <w:t>rreras o sesgos sin darse cuenta. Cada una empieza en una página nueva para que puedas imprimirla por separado.</w:t>
+        <w:t>Cada pieza cubre un momento en el que un equipo suele introducir barreras o sesgos sin darse cuenta. Cada una empieza en una página nueva para que puedas imprimirla por separado.</w:t>
       </w:r>
     </w:p>
     <w:tbl>
@@ -70,12 +67,6 @@
         <w:gridCol w:w="4038"/>
       </w:tblGrid>
       <w:tr>
-        <w:tblPrEx>
-          <w:tblCellMar>
-            <w:top w:w="0" w:type="dxa"/>
-            <w:bottom w:w="0" w:type="dxa"/>
-          </w:tblCellMar>
-        </w:tblPrEx>
         <w:trPr>
           <w:cantSplit/>
           <w:tblHeader/>
@@ -132,6 +123,7 @@
             <w:pPr>
               <w:spacing w:line="276" w:lineRule="auto"/>
             </w:pPr>
+            <w:proofErr w:type="gramStart"/>
             <w:r>
               <w:rPr>
                 <w:b/>
@@ -140,6 +132,7 @@
               </w:rPr>
               <w:t>Cuándo</w:t>
             </w:r>
+            <w:proofErr w:type="gramEnd"/>
           </w:p>
         </w:tc>
         <w:tc>
@@ -175,12 +168,6 @@
         </w:tc>
       </w:tr>
       <w:tr>
-        <w:tblPrEx>
-          <w:tblCellMar>
-            <w:top w:w="0" w:type="dxa"/>
-            <w:bottom w:w="0" w:type="dxa"/>
-          </w:tblCellMar>
-        </w:tblPrEx>
         <w:trPr>
           <w:cantSplit/>
         </w:trPr>
@@ -205,7 +192,15 @@
               <w:spacing w:line="276" w:lineRule="auto"/>
             </w:pPr>
             <w:r>
-              <w:t>01 · Canvas de preparación</w:t>
+              <w:t xml:space="preserve">01 · </w:t>
+            </w:r>
+            <w:proofErr w:type="spellStart"/>
+            <w:r>
+              <w:t>Canvas</w:t>
+            </w:r>
+            <w:proofErr w:type="spellEnd"/>
+            <w:r>
+              <w:t xml:space="preserve"> de preparación</w:t>
             </w:r>
           </w:p>
         </w:tc>
@@ -255,21 +250,12 @@
               <w:spacing w:line="276" w:lineRule="auto"/>
             </w:pPr>
             <w:r>
-              <w:t>¿He pensado en todo lo que puede deja</w:t>
-            </w:r>
-            <w:r>
-              <w:t>r a alguien fuera?</w:t>
+              <w:t>¿He pensado en todo lo que puede dejar a alguien fuera?</w:t>
             </w:r>
           </w:p>
         </w:tc>
       </w:tr>
       <w:tr>
-        <w:tblPrEx>
-          <w:tblCellMar>
-            <w:top w:w="0" w:type="dxa"/>
-            <w:bottom w:w="0" w:type="dxa"/>
-          </w:tblCellMar>
-        </w:tblPrEx>
         <w:trPr>
           <w:cantSplit/>
         </w:trPr>
@@ -350,12 +336,6 @@
         </w:tc>
       </w:tr>
       <w:tr>
-        <w:tblPrEx>
-          <w:tblCellMar>
-            <w:top w:w="0" w:type="dxa"/>
-            <w:bottom w:w="0" w:type="dxa"/>
-          </w:tblCellMar>
-        </w:tblPrEx>
         <w:trPr>
           <w:cantSplit/>
         </w:trPr>
@@ -436,12 +416,6 @@
         </w:tc>
       </w:tr>
       <w:tr>
-        <w:tblPrEx>
-          <w:tblCellMar>
-            <w:top w:w="0" w:type="dxa"/>
-            <w:bottom w:w="0" w:type="dxa"/>
-          </w:tblCellMar>
-        </w:tblPrEx>
         <w:trPr>
           <w:cantSplit/>
         </w:trPr>
@@ -568,14 +542,7 @@
           <w:color w:val="595959"/>
           <w:sz w:val="20"/>
         </w:rPr>
-        <w:t>María Xesús Bello Rivas y Óscar García Muñoz. Universidad Nebr</w:t>
-      </w:r>
-      <w:r>
-        <w:rPr>
-          <w:color w:val="595959"/>
-          <w:sz w:val="20"/>
-        </w:rPr>
-        <w:t>ija, 2026. Útil para preparar consentimientos y materiales en lectura fácil.</w:t>
+        <w:t>María Xesús Bello Rivas y Óscar García Muñoz. Universidad Nebrija, 2026. Útil para preparar consentimientos y materiales en lectura fácil.</w:t>
       </w:r>
     </w:p>
     <w:p>
@@ -646,8 +613,16 @@
     <w:p>
       <w:pPr>
         <w:spacing w:before="160" w:after="160"/>
-      </w:pPr>
-      <w:r>
+        <w:rPr>
+          <w:b/>
+          <w:bCs/>
+        </w:rPr>
+      </w:pPr>
+      <w:r>
+        <w:rPr>
+          <w:b/>
+          <w:bCs/>
+        </w:rPr>
         <w:t>Si lo usas en tu equipo o lo adaptas, me encantará saber cómo te ha ido.</w:t>
       </w:r>
     </w:p>
@@ -658,7 +633,15 @@
       </w:pPr>
       <w:r>
         <w:lastRenderedPageBreak/>
-        <w:t>01 · Canvas de preparación</w:t>
+        <w:t xml:space="preserve">01 · </w:t>
+      </w:r>
+      <w:proofErr w:type="spellStart"/>
+      <w:r>
+        <w:t>Canvas</w:t>
+      </w:r>
+      <w:proofErr w:type="spellEnd"/>
+      <w:r>
+        <w:t xml:space="preserve"> de preparación</w:t>
       </w:r>
     </w:p>
     <w:p>
@@ -666,10 +649,7 @@
         <w:spacing w:after="160" w:line="300" w:lineRule="auto"/>
       </w:pPr>
       <w:r>
-        <w:t>Rellénalo en equipo al planificar el estudio, antes de reclutar. Un</w:t>
-      </w:r>
-      <w:r>
-        <w:t>a casilla vacía es una señal de alerta.</w:t>
+        <w:t>Rellénalo en equipo al planificar el estudio, antes de reclutar. Una casilla vacía es una señal de alerta.</w:t>
       </w:r>
     </w:p>
     <w:tbl>
@@ -696,12 +676,6 @@
         <w:gridCol w:w="6838"/>
       </w:tblGrid>
       <w:tr>
-        <w:tblPrEx>
-          <w:tblCellMar>
-            <w:top w:w="0" w:type="dxa"/>
-            <w:bottom w:w="0" w:type="dxa"/>
-          </w:tblCellMar>
-        </w:tblPrEx>
         <w:trPr>
           <w:cantSplit/>
           <w:tblHeader/>
@@ -770,12 +744,6 @@
         </w:tc>
       </w:tr>
       <w:tr>
-        <w:tblPrEx>
-          <w:tblCellMar>
-            <w:top w:w="0" w:type="dxa"/>
-            <w:bottom w:w="0" w:type="dxa"/>
-          </w:tblCellMar>
-        </w:tblPrEx>
         <w:trPr>
           <w:cantSplit/>
         </w:trPr>
@@ -828,12 +796,6 @@
         </w:tc>
       </w:tr>
       <w:tr>
-        <w:tblPrEx>
-          <w:tblCellMar>
-            <w:top w:w="0" w:type="dxa"/>
-            <w:bottom w:w="0" w:type="dxa"/>
-          </w:tblCellMar>
-        </w:tblPrEx>
         <w:trPr>
           <w:cantSplit/>
         </w:trPr>
@@ -886,12 +848,6 @@
         </w:tc>
       </w:tr>
       <w:tr>
-        <w:tblPrEx>
-          <w:tblCellMar>
-            <w:top w:w="0" w:type="dxa"/>
-            <w:bottom w:w="0" w:type="dxa"/>
-          </w:tblCellMar>
-        </w:tblPrEx>
         <w:trPr>
           <w:cantSplit/>
         </w:trPr>
@@ -974,12 +930,6 @@
         <w:gridCol w:w="3838"/>
       </w:tblGrid>
       <w:tr>
-        <w:tblPrEx>
-          <w:tblCellMar>
-            <w:top w:w="0" w:type="dxa"/>
-            <w:bottom w:w="0" w:type="dxa"/>
-          </w:tblCellMar>
-        </w:tblPrEx>
         <w:trPr>
           <w:cantSplit/>
           <w:tblHeader/>
@@ -1079,12 +1029,6 @@
         </w:tc>
       </w:tr>
       <w:tr>
-        <w:tblPrEx>
-          <w:tblCellMar>
-            <w:top w:w="0" w:type="dxa"/>
-            <w:bottom w:w="0" w:type="dxa"/>
-          </w:tblCellMar>
-        </w:tblPrEx>
         <w:trPr>
           <w:cantSplit/>
         </w:trPr>
@@ -1162,12 +1106,6 @@
         </w:tc>
       </w:tr>
       <w:tr>
-        <w:tblPrEx>
-          <w:tblCellMar>
-            <w:top w:w="0" w:type="dxa"/>
-            <w:bottom w:w="0" w:type="dxa"/>
-          </w:tblCellMar>
-        </w:tblPrEx>
         <w:trPr>
           <w:cantSplit/>
         </w:trPr>
@@ -1245,12 +1183,6 @@
         </w:tc>
       </w:tr>
       <w:tr>
-        <w:tblPrEx>
-          <w:tblCellMar>
-            <w:top w:w="0" w:type="dxa"/>
-            <w:bottom w:w="0" w:type="dxa"/>
-          </w:tblCellMar>
-        </w:tblPrEx>
         <w:trPr>
           <w:cantSplit/>
         </w:trPr>
@@ -1328,12 +1260,6 @@
         </w:tc>
       </w:tr>
       <w:tr>
-        <w:tblPrEx>
-          <w:tblCellMar>
-            <w:top w:w="0" w:type="dxa"/>
-            <w:bottom w:w="0" w:type="dxa"/>
-          </w:tblCellMar>
-        </w:tblPrEx>
         <w:trPr>
           <w:cantSplit/>
         </w:trPr>
@@ -1411,12 +1337,6 @@
         </w:tc>
       </w:tr>
       <w:tr>
-        <w:tblPrEx>
-          <w:tblCellMar>
-            <w:top w:w="0" w:type="dxa"/>
-            <w:bottom w:w="0" w:type="dxa"/>
-          </w:tblCellMar>
-        </w:tblPrEx>
         <w:trPr>
           <w:cantSplit/>
         </w:trPr>
@@ -1494,12 +1414,6 @@
         </w:tc>
       </w:tr>
       <w:tr>
-        <w:tblPrEx>
-          <w:tblCellMar>
-            <w:top w:w="0" w:type="dxa"/>
-            <w:bottom w:w="0" w:type="dxa"/>
-          </w:tblCellMar>
-        </w:tblPrEx>
         <w:trPr>
           <w:cantSplit/>
         </w:trPr>
@@ -1577,12 +1491,6 @@
         </w:tc>
       </w:tr>
       <w:tr>
-        <w:tblPrEx>
-          <w:tblCellMar>
-            <w:top w:w="0" w:type="dxa"/>
-            <w:bottom w:w="0" w:type="dxa"/>
-          </w:tblCellMar>
-        </w:tblPrEx>
         <w:trPr>
           <w:cantSplit/>
         </w:trPr>
@@ -1660,12 +1568,6 @@
         </w:tc>
       </w:tr>
       <w:tr>
-        <w:tblPrEx>
-          <w:tblCellMar>
-            <w:top w:w="0" w:type="dxa"/>
-            <w:bottom w:w="0" w:type="dxa"/>
-          </w:tblCellMar>
-        </w:tblPrEx>
         <w:trPr>
           <w:cantSplit/>
         </w:trPr>
@@ -1715,10 +1617,7 @@
               <w:spacing w:line="276" w:lineRule="auto"/>
             </w:pPr>
             <w:r>
-              <w:t>¿Qué cambio sin alterar lo que quiero medir? Pásalas por el test de adapt</w:t>
-            </w:r>
-            <w:r>
-              <w:t>ación.</w:t>
+              <w:t>¿Qué cambio sin alterar lo que quiero medir? Pásalas por el test de adaptación.</w:t>
             </w:r>
           </w:p>
         </w:tc>
@@ -1865,10 +1764,7 @@
         <w:pStyle w:val="Ttulo2"/>
       </w:pPr>
       <w:r>
-        <w:t xml:space="preserve">El </w:t>
-      </w:r>
-      <w:r>
-        <w:t>semáforo</w:t>
+        <w:t>El semáforo</w:t>
       </w:r>
     </w:p>
     <w:p>
@@ -1904,12 +1800,6 @@
         <w:gridCol w:w="3838"/>
       </w:tblGrid>
       <w:tr>
-        <w:tblPrEx>
-          <w:tblCellMar>
-            <w:top w:w="0" w:type="dxa"/>
-            <w:bottom w:w="0" w:type="dxa"/>
-          </w:tblCellMar>
-        </w:tblPrEx>
         <w:trPr>
           <w:cantSplit/>
           <w:tblHeader/>
@@ -2009,12 +1899,6 @@
         </w:tc>
       </w:tr>
       <w:tr>
-        <w:tblPrEx>
-          <w:tblCellMar>
-            <w:top w:w="0" w:type="dxa"/>
-            <w:bottom w:w="0" w:type="dxa"/>
-          </w:tblCellMar>
-        </w:tblPrEx>
         <w:trPr>
           <w:cantSplit/>
         </w:trPr>
@@ -2039,10 +1923,7 @@
               <w:spacing w:line="276" w:lineRule="auto"/>
             </w:pPr>
             <w:r>
-              <w:t>✓</w:t>
-            </w:r>
-            <w:r>
-              <w:t xml:space="preserve"> Verde</w:t>
+              <w:t>✓ Verde</w:t>
             </w:r>
           </w:p>
         </w:tc>
@@ -2098,12 +1979,6 @@
         </w:tc>
       </w:tr>
       <w:tr>
-        <w:tblPrEx>
-          <w:tblCellMar>
-            <w:top w:w="0" w:type="dxa"/>
-            <w:bottom w:w="0" w:type="dxa"/>
-          </w:tblCellMar>
-        </w:tblPrEx>
         <w:trPr>
           <w:cantSplit/>
         </w:trPr>
@@ -2184,12 +2059,6 @@
         </w:tc>
       </w:tr>
       <w:tr>
-        <w:tblPrEx>
-          <w:tblCellMar>
-            <w:top w:w="0" w:type="dxa"/>
-            <w:bottom w:w="0" w:type="dxa"/>
-          </w:tblCellMar>
-        </w:tblPrEx>
         <w:trPr>
           <w:cantSplit/>
         </w:trPr>
@@ -2214,10 +2083,7 @@
               <w:spacing w:line="276" w:lineRule="auto"/>
             </w:pPr>
             <w:r>
-              <w:t>✕</w:t>
-            </w:r>
-            <w:r>
-              <w:t xml:space="preserve"> Rojo</w:t>
+              <w:t>✕ Rojo</w:t>
             </w:r>
           </w:p>
         </w:tc>
@@ -2305,12 +2171,6 @@
         <w:gridCol w:w="6838"/>
       </w:tblGrid>
       <w:tr>
-        <w:tblPrEx>
-          <w:tblCellMar>
-            <w:top w:w="0" w:type="dxa"/>
-            <w:bottom w:w="0" w:type="dxa"/>
-          </w:tblCellMar>
-        </w:tblPrEx>
         <w:trPr>
           <w:cantSplit/>
           <w:tblHeader/>
@@ -2379,12 +2239,6 @@
         </w:tc>
       </w:tr>
       <w:tr>
-        <w:tblPrEx>
-          <w:tblCellMar>
-            <w:top w:w="0" w:type="dxa"/>
-            <w:bottom w:w="0" w:type="dxa"/>
-          </w:tblCellMar>
-        </w:tblPrEx>
         <w:trPr>
           <w:cantSplit/>
         </w:trPr>
@@ -2468,12 +2322,6 @@
         <w:gridCol w:w="2438"/>
       </w:tblGrid>
       <w:tr>
-        <w:tblPrEx>
-          <w:tblCellMar>
-            <w:top w:w="0" w:type="dxa"/>
-            <w:bottom w:w="0" w:type="dxa"/>
-          </w:tblCellMar>
-        </w:tblPrEx>
         <w:trPr>
           <w:cantSplit/>
           <w:tblHeader/>
@@ -2604,12 +2452,6 @@
         </w:tc>
       </w:tr>
       <w:tr>
-        <w:tblPrEx>
-          <w:tblCellMar>
-            <w:top w:w="0" w:type="dxa"/>
-            <w:bottom w:w="0" w:type="dxa"/>
-          </w:tblCellMar>
-        </w:tblPrEx>
         <w:trPr>
           <w:cantSplit/>
         </w:trPr>
@@ -2697,10 +2539,7 @@
               <w:spacing w:line="276" w:lineRule="auto"/>
             </w:pPr>
             <w:r>
-              <w:t>✓</w:t>
-            </w:r>
-            <w:r>
-              <w:t xml:space="preserve"> Verde</w:t>
+              <w:t>✓ Verde</w:t>
             </w:r>
           </w:p>
         </w:tc>
@@ -2731,12 +2570,6 @@
         </w:tc>
       </w:tr>
       <w:tr>
-        <w:tblPrEx>
-          <w:tblCellMar>
-            <w:top w:w="0" w:type="dxa"/>
-            <w:bottom w:w="0" w:type="dxa"/>
-          </w:tblCellMar>
-        </w:tblPrEx>
         <w:trPr>
           <w:cantSplit/>
           <w:trHeight w:val="900"/>
@@ -2831,12 +2664,6 @@
         </w:tc>
       </w:tr>
       <w:tr>
-        <w:tblPrEx>
-          <w:tblCellMar>
-            <w:top w:w="0" w:type="dxa"/>
-            <w:bottom w:w="0" w:type="dxa"/>
-          </w:tblCellMar>
-        </w:tblPrEx>
         <w:trPr>
           <w:cantSplit/>
           <w:trHeight w:val="900"/>
@@ -2931,12 +2758,6 @@
         </w:tc>
       </w:tr>
       <w:tr>
-        <w:tblPrEx>
-          <w:tblCellMar>
-            <w:top w:w="0" w:type="dxa"/>
-            <w:bottom w:w="0" w:type="dxa"/>
-          </w:tblCellMar>
-        </w:tblPrEx>
         <w:trPr>
           <w:cantSplit/>
           <w:trHeight w:val="900"/>
@@ -3197,10 +3018,7 @@
         <w:spacing w:after="100" w:line="300" w:lineRule="auto"/>
       </w:pPr>
       <w:r>
-        <w:t>La persona viene acompañada, y q</w:t>
-      </w:r>
-      <w:r>
-        <w:t>uien la acompaña empieza a responder por ella.</w:t>
+        <w:t>La persona viene acompañada, y quien la acompaña empieza a responder por ella.</w:t>
       </w:r>
     </w:p>
     <w:p>
@@ -3265,10 +3083,7 @@
         <w:spacing w:after="100" w:line="300" w:lineRule="auto"/>
       </w:pPr>
       <w:r>
-        <w:t>La p</w:t>
-      </w:r>
-      <w:r>
-        <w:t>ersona no sabe usar el dispositivo que has traído.</w:t>
+        <w:t>La persona no sabe usar el dispositivo que has traído.</w:t>
       </w:r>
     </w:p>
     <w:p>
@@ -3317,10 +3132,7 @@
       </w:pPr>
       <w:r>
         <w:lastRenderedPageBreak/>
-        <w:t>Pistas pa</w:t>
-      </w:r>
-      <w:r>
-        <w:t>ra quien dinamiza</w:t>
+        <w:t>Pistas para quien dinamiza</w:t>
       </w:r>
     </w:p>
     <w:tbl>
@@ -3348,12 +3160,6 @@
         <w:gridCol w:w="4269"/>
       </w:tblGrid>
       <w:tr>
-        <w:tblPrEx>
-          <w:tblCellMar>
-            <w:top w:w="0" w:type="dxa"/>
-            <w:bottom w:w="0" w:type="dxa"/>
-          </w:tblCellMar>
-        </w:tblPrEx>
         <w:trPr>
           <w:cantSplit/>
           <w:tblHeader/>
@@ -3453,12 +3259,6 @@
         </w:tc>
       </w:tr>
       <w:tr>
-        <w:tblPrEx>
-          <w:tblCellMar>
-            <w:top w:w="0" w:type="dxa"/>
-            <w:bottom w:w="0" w:type="dxa"/>
-          </w:tblCellMar>
-        </w:tblPrEx>
         <w:trPr>
           <w:cantSplit/>
         </w:trPr>
@@ -3539,12 +3339,6 @@
         </w:tc>
       </w:tr>
       <w:tr>
-        <w:tblPrEx>
-          <w:tblCellMar>
-            <w:top w:w="0" w:type="dxa"/>
-            <w:bottom w:w="0" w:type="dxa"/>
-          </w:tblCellMar>
-        </w:tblPrEx>
         <w:trPr>
           <w:cantSplit/>
         </w:trPr>
@@ -3625,12 +3419,6 @@
         </w:tc>
       </w:tr>
       <w:tr>
-        <w:tblPrEx>
-          <w:tblCellMar>
-            <w:top w:w="0" w:type="dxa"/>
-            <w:bottom w:w="0" w:type="dxa"/>
-          </w:tblCellMar>
-        </w:tblPrEx>
         <w:trPr>
           <w:cantSplit/>
         </w:trPr>
@@ -3711,12 +3499,6 @@
         </w:tc>
       </w:tr>
       <w:tr>
-        <w:tblPrEx>
-          <w:tblCellMar>
-            <w:top w:w="0" w:type="dxa"/>
-            <w:bottom w:w="0" w:type="dxa"/>
-          </w:tblCellMar>
-        </w:tblPrEx>
         <w:trPr>
           <w:cantSplit/>
         </w:trPr>
@@ -3797,12 +3579,6 @@
         </w:tc>
       </w:tr>
       <w:tr>
-        <w:tblPrEx>
-          <w:tblCellMar>
-            <w:top w:w="0" w:type="dxa"/>
-            <w:bottom w:w="0" w:type="dxa"/>
-          </w:tblCellMar>
-        </w:tblPrEx>
         <w:trPr>
           <w:cantSplit/>
         </w:trPr>
@@ -3877,21 +3653,12 @@
               <w:spacing w:line="276" w:lineRule="auto"/>
             </w:pPr>
             <w:r>
-              <w:t>Comparar con el tiempo de otras person</w:t>
-            </w:r>
-            <w:r>
-              <w:t>as que usan lector de pantalla, no con el de quien no lo usa.</w:t>
+              <w:t>Comparar con el tiempo de otras personas que usan lector de pantalla, no con el de quien no lo usa.</w:t>
             </w:r>
           </w:p>
         </w:tc>
       </w:tr>
       <w:tr>
-        <w:tblPrEx>
-          <w:tblCellMar>
-            <w:top w:w="0" w:type="dxa"/>
-            <w:bottom w:w="0" w:type="dxa"/>
-          </w:tblCellMar>
-        </w:tblPrEx>
         <w:trPr>
           <w:cantSplit/>
         </w:trPr>
@@ -3972,12 +3739,6 @@
         </w:tc>
       </w:tr>
       <w:tr>
-        <w:tblPrEx>
-          <w:tblCellMar>
-            <w:top w:w="0" w:type="dxa"/>
-            <w:bottom w:w="0" w:type="dxa"/>
-          </w:tblCellMar>
-        </w:tblPrEx>
         <w:trPr>
           <w:cantSplit/>
         </w:trPr>
@@ -4058,12 +3819,6 @@
         </w:tc>
       </w:tr>
       <w:tr>
-        <w:tblPrEx>
-          <w:tblCellMar>
-            <w:top w:w="0" w:type="dxa"/>
-            <w:bottom w:w="0" w:type="dxa"/>
-          </w:tblCellMar>
-        </w:tblPrEx>
         <w:trPr>
           <w:cantSplit/>
         </w:trPr>
@@ -4138,21 +3893,12 @@
               <w:spacing w:line="276" w:lineRule="auto"/>
             </w:pPr>
             <w:r>
-              <w:t>Dirigirte siempre a la persona y contar con el</w:t>
-            </w:r>
-            <w:r>
-              <w:t xml:space="preserve"> tiempo de la interpretación.</w:t>
+              <w:t>Dirigirte siempre a la persona y contar con el tiempo de la interpretación.</w:t>
             </w:r>
           </w:p>
         </w:tc>
       </w:tr>
       <w:tr>
-        <w:tblPrEx>
-          <w:tblCellMar>
-            <w:top w:w="0" w:type="dxa"/>
-            <w:bottom w:w="0" w:type="dxa"/>
-          </w:tblCellMar>
-        </w:tblPrEx>
         <w:trPr>
           <w:cantSplit/>
         </w:trPr>
@@ -4233,12 +3979,6 @@
         </w:tc>
       </w:tr>
       <w:tr>
-        <w:tblPrEx>
-          <w:tblCellMar>
-            <w:top w:w="0" w:type="dxa"/>
-            <w:bottom w:w="0" w:type="dxa"/>
-          </w:tblCellMar>
-        </w:tblPrEx>
         <w:trPr>
           <w:cantSplit/>
         </w:trPr>
@@ -4410,12 +4150,6 @@
         <w:gridCol w:w="6838"/>
       </w:tblGrid>
       <w:tr>
-        <w:tblPrEx>
-          <w:tblCellMar>
-            <w:top w:w="0" w:type="dxa"/>
-            <w:bottom w:w="0" w:type="dxa"/>
-          </w:tblCellMar>
-        </w:tblPrEx>
         <w:trPr>
           <w:cantSplit/>
           <w:tblHeader/>
@@ -4478,26 +4212,12 @@
                 <w:bCs/>
                 <w:color w:val="003310"/>
               </w:rPr>
-              <w:t>Res</w:t>
-            </w:r>
-            <w:r>
-              <w:rPr>
-                <w:b/>
-                <w:bCs/>
-                <w:color w:val="003310"/>
-              </w:rPr>
-              <w:t>puesta</w:t>
+              <w:t>Respuesta</w:t>
             </w:r>
           </w:p>
         </w:tc>
       </w:tr>
       <w:tr>
-        <w:tblPrEx>
-          <w:tblCellMar>
-            <w:top w:w="0" w:type="dxa"/>
-            <w:bottom w:w="0" w:type="dxa"/>
-          </w:tblCellMar>
-        </w:tblPrEx>
         <w:trPr>
           <w:cantSplit/>
         </w:trPr>
@@ -4550,12 +4270,6 @@
         </w:tc>
       </w:tr>
       <w:tr>
-        <w:tblPrEx>
-          <w:tblCellMar>
-            <w:top w:w="0" w:type="dxa"/>
-            <w:bottom w:w="0" w:type="dxa"/>
-          </w:tblCellMar>
-        </w:tblPrEx>
         <w:trPr>
           <w:cantSplit/>
         </w:trPr>
@@ -4608,12 +4322,6 @@
         </w:tc>
       </w:tr>
       <w:tr>
-        <w:tblPrEx>
-          <w:tblCellMar>
-            <w:top w:w="0" w:type="dxa"/>
-            <w:bottom w:w="0" w:type="dxa"/>
-          </w:tblCellMar>
-        </w:tblPrEx>
         <w:trPr>
           <w:cantSplit/>
         </w:trPr>
@@ -4708,12 +4416,6 @@
         <w:gridCol w:w="2338"/>
       </w:tblGrid>
       <w:tr>
-        <w:tblPrEx>
-          <w:tblCellMar>
-            <w:top w:w="0" w:type="dxa"/>
-            <w:bottom w:w="0" w:type="dxa"/>
-          </w:tblCellMar>
-        </w:tblPrEx>
         <w:trPr>
           <w:cantSplit/>
           <w:tblHeader/>
@@ -4844,12 +4546,6 @@
         </w:tc>
       </w:tr>
       <w:tr>
-        <w:tblPrEx>
-          <w:tblCellMar>
-            <w:top w:w="0" w:type="dxa"/>
-            <w:bottom w:w="0" w:type="dxa"/>
-          </w:tblCellMar>
-        </w:tblPrEx>
         <w:trPr>
           <w:cantSplit/>
         </w:trPr>
@@ -4968,12 +4664,6 @@
         </w:tc>
       </w:tr>
       <w:tr>
-        <w:tblPrEx>
-          <w:tblCellMar>
-            <w:top w:w="0" w:type="dxa"/>
-            <w:bottom w:w="0" w:type="dxa"/>
-          </w:tblCellMar>
-        </w:tblPrEx>
         <w:trPr>
           <w:cantSplit/>
           <w:trHeight w:val="900"/>
@@ -5068,12 +4758,6 @@
         </w:tc>
       </w:tr>
       <w:tr>
-        <w:tblPrEx>
-          <w:tblCellMar>
-            <w:top w:w="0" w:type="dxa"/>
-            <w:bottom w:w="0" w:type="dxa"/>
-          </w:tblCellMar>
-        </w:tblPrEx>
         <w:trPr>
           <w:cantSplit/>
           <w:trHeight w:val="900"/>
@@ -5168,12 +4852,6 @@
         </w:tc>
       </w:tr>
       <w:tr>
-        <w:tblPrEx>
-          <w:tblCellMar>
-            <w:top w:w="0" w:type="dxa"/>
-            <w:bottom w:w="0" w:type="dxa"/>
-          </w:tblCellMar>
-        </w:tblPrEx>
         <w:trPr>
           <w:cantSplit/>
           <w:trHeight w:val="900"/>
@@ -5273,10 +4951,7 @@
         <w:spacing w:before="200" w:after="160" w:line="300" w:lineRule="auto"/>
       </w:pPr>
       <w:r>
-        <w:t>Explicaciones habituales cuando una tarea no se completa: la instrucción es ambigua, la interfaz no es accesible, la interacción no encaja con su modelo mental, la tecnología de apoyo falla, el entorno introduce una barrera, la persona necesita más tiempo,</w:t>
-      </w:r>
-      <w:r>
-        <w:t xml:space="preserve"> la persona no entiende la tarea. Y, solo a veces, la persona no puede completarla.</w:t>
+        <w:t>Explicaciones habituales cuando una tarea no se completa: la instrucción es ambigua, la interfaz no es accesible, la interacción no encaja con su modelo mental, la tecnología de apoyo falla, el entorno introduce una barrera, la persona necesita más tiempo, la persona no entiende la tarea. Y, solo a veces, la persona no puede completarla.</w:t>
       </w:r>
     </w:p>
     <w:p>
@@ -5411,10 +5086,7 @@
         <w:spacing w:after="100" w:line="300" w:lineRule="auto"/>
       </w:pPr>
       <w:r>
-        <w:t>He usado lenguaje té</w:t>
-      </w:r>
-      <w:r>
-        <w:t>cnico.</w:t>
+        <w:t>He usado lenguaje técnico.</w:t>
       </w:r>
     </w:p>
     <w:p>
@@ -5472,12 +5144,6 @@
         <w:gridCol w:w="6838"/>
       </w:tblGrid>
       <w:tr>
-        <w:tblPrEx>
-          <w:tblCellMar>
-            <w:top w:w="0" w:type="dxa"/>
-            <w:bottom w:w="0" w:type="dxa"/>
-          </w:tblCellMar>
-        </w:tblPrEx>
         <w:trPr>
           <w:cantSplit/>
           <w:tblHeader/>
@@ -5546,12 +5212,6 @@
         </w:tc>
       </w:tr>
       <w:tr>
-        <w:tblPrEx>
-          <w:tblCellMar>
-            <w:top w:w="0" w:type="dxa"/>
-            <w:bottom w:w="0" w:type="dxa"/>
-          </w:tblCellMar>
-        </w:tblPrEx>
         <w:trPr>
           <w:cantSplit/>
         </w:trPr>
@@ -5606,81 +5266,16 @@
     </w:tbl>
     <w:p>
       <w:pPr>
-        <w:spacing w:before="240"/>
-        <w:rPr>
-          <w:rStyle w:val="Hipervnculo"/>
-          <w:i/>
-          <w:iCs/>
-          <w:sz w:val="20"/>
-          <w:szCs w:val="20"/>
-        </w:rPr>
-      </w:pPr>
-      <w:r>
-        <w:rPr>
-          <w:i/>
-          <w:iCs/>
-          <w:color w:val="595959"/>
-          <w:sz w:val="20"/>
-          <w:szCs w:val="20"/>
-        </w:rPr>
-        <w:t xml:space="preserve">Kit de investigación inclusiva · Jorge Rebate Serrano · </w:t>
-      </w:r>
-      <w:hyperlink r:id="rId16" w:history="1">
-        <w:r>
-          <w:rPr>
-            <w:rStyle w:val="Hipervnculo"/>
-            <w:i/>
-            <w:iCs/>
-            <w:sz w:val="20"/>
-            <w:szCs w:val="20"/>
-          </w:rPr>
-          <w:t>jrebateserrano@gmail.com</w:t>
-        </w:r>
-      </w:hyperlink>
-      <w:r>
-        <w:rPr>
-          <w:i/>
-          <w:iCs/>
-          <w:color w:val="595959"/>
-          <w:sz w:val="20"/>
-          <w:szCs w:val="20"/>
-        </w:rPr>
-        <w:t xml:space="preserve"> · </w:t>
-      </w:r>
-      <w:hyperlink r:id="rId17" w:history="1">
-        <w:r>
-          <w:rPr>
-            <w:rStyle w:val="Hipervnculo"/>
-            <w:i/>
-            <w:iCs/>
-            <w:sz w:val="20"/>
-            <w:szCs w:val="20"/>
-          </w:rPr>
-          <w:t>Perfil de LinkedIn</w:t>
-        </w:r>
-      </w:hyperlink>
-    </w:p>
-    <w:p>
-      <w:pPr>
-        <w:spacing w:before="240"/>
-        <w:rPr>
-          <w:rStyle w:val="Hipervnculo"/>
-          <w:i/>
-          <w:iCs/>
-          <w:sz w:val="20"/>
-          <w:szCs w:val="20"/>
-        </w:rPr>
-      </w:pPr>
-    </w:p>
-    <w:p>
-      <w:pPr>
         <w:pStyle w:val="Ttulo2"/>
       </w:pPr>
       <w:r>
-        <w:t>Autoría</w:t>
-      </w:r>
-      <w:r>
-        <w:t xml:space="preserve"> (Recordatorio)</w:t>
+        <w:t>Autoría (</w:t>
+      </w:r>
+      <w:r>
+        <w:t>r</w:t>
+      </w:r>
+      <w:r>
+        <w:t>ecordatorio)</w:t>
       </w:r>
     </w:p>
     <w:p>
@@ -5710,7 +5305,7 @@
       <w:r>
         <w:t xml:space="preserve">Correo: </w:t>
       </w:r>
-      <w:hyperlink r:id="rId18" w:history="1">
+      <w:hyperlink r:id="rId16" w:history="1">
         <w:r>
           <w:rPr>
             <w:rStyle w:val="Hipervnculo"/>
@@ -5731,7 +5326,7 @@
       <w:r>
         <w:t xml:space="preserve">LinkedIn: </w:t>
       </w:r>
-      <w:hyperlink r:id="rId19" w:history="1">
+      <w:hyperlink r:id="rId17" w:history="1">
         <w:r>
           <w:rPr>
             <w:rStyle w:val="Hipervnculo"/>
@@ -5743,13 +5338,21 @@
     <w:p>
       <w:pPr>
         <w:spacing w:before="160" w:after="160"/>
-      </w:pPr>
-      <w:r>
+        <w:rPr>
+          <w:b/>
+          <w:bCs/>
+        </w:rPr>
+      </w:pPr>
+      <w:r>
+        <w:rPr>
+          <w:b/>
+          <w:bCs/>
+        </w:rPr>
         <w:t>Si lo usas en tu equipo o lo adaptas, me encantará saber cómo te ha ido.</w:t>
       </w:r>
     </w:p>
     <w:sectPr>
-      <w:footerReference w:type="default" r:id="rId20"/>
+      <w:footerReference w:type="default" r:id="rId18"/>
       <w:pgSz w:w="11906" w:h="16838"/>
       <w:pgMar w:top="1134" w:right="1134" w:bottom="1134" w:left="1134" w:header="708" w:footer="708" w:gutter="0"/>
       <w:cols w:space="720"/>
@@ -5790,15 +5393,7 @@
         <w:sz w:val="18"/>
         <w:szCs w:val="18"/>
       </w:rPr>
-      <w:t>Kit de investigación inclusiv</w:t>
-    </w:r>
-    <w:r>
-      <w:rPr>
-        <w:color w:val="595959"/>
-        <w:sz w:val="18"/>
-        <w:szCs w:val="18"/>
-      </w:rPr>
-      <w:t xml:space="preserve">a · Jorge Rebate Serrano · CC BY 4.0 · Página </w:t>
+      <w:t xml:space="preserve">Kit de investigación inclusiva · Jorge Rebate Serrano · CC BY 4.0 · Página </w:t>
     </w:r>
     <w:r>
       <w:rPr>
